--- a/export/4.-📘-Guias-de-Implementação.docx
+++ b/export/4.-📘-Guias-de-Implementação.docx
@@ -34,6 +34,12 @@
       </w:r>
       <w:r>
         <w:t xml:space="preserve">-Implementação de BDDS - Pedro Tubal</w:t>
+      </w:r>
+      <w:r>
+        <w:t xml:space="preserve"> </w:t>
+      </w:r>
+      <w:r>
+        <w:t xml:space="preserve">-Rever guia pubsub - Pedro Tubal</w:t>
       </w:r>
       <w:r>
         <w:t xml:space="preserve"> </w:t>
